--- a/documents/Benutzerhandbuch_Developer.docx
+++ b/documents/Benutzerhandbuch_Developer.docx
@@ -1755,13 +1755,172 @@
       </w:pPr>
     </w:p>
     <w:sectPr>
+      <w:headerReference w:type="default" r:id="rId7"/>
       <w:pgSz w:w="11906" w:h="16838"/>
-      <w:pgMar w:top="1417" w:right="1417" w:bottom="1134" w:left="1417" w:header="708" w:footer="708" w:gutter="0"/>
+      <w:pgMar w:top="1417" w:right="1417" w:bottom="1134" w:left="1417" w:header="397" w:footer="708" w:gutter="0"/>
       <w:cols w:space="708"/>
       <w:docGrid w:linePitch="360"/>
     </w:sectPr>
   </w:body>
 </w:document>
+</file>
+
+<file path=word/endnotes.xml><?xml version="1.0" encoding="utf-8"?>
+<w:endnotes xmlns:wpc="http://schemas.microsoft.com/office/word/2010/wordprocessingCanvas" xmlns:cx="http://schemas.microsoft.com/office/drawing/2014/chartex" xmlns:cx1="http://schemas.microsoft.com/office/drawing/2015/9/8/chartex" xmlns:cx2="http://schemas.microsoft.com/office/drawing/2015/10/21/chartex" xmlns:cx3="http://schemas.microsoft.com/office/drawing/2016/5/9/chartex" xmlns:cx4="http://schemas.microsoft.com/office/drawing/2016/5/10/chartex" xmlns:cx5="http://schemas.microsoft.com/office/drawing/2016/5/11/chartex" xmlns:cx6="http://schemas.microsoft.com/office/drawing/2016/5/12/chartex" xmlns:cx7="http://schemas.microsoft.com/office/drawing/2016/5/13/chartex" xmlns:cx8="http://schemas.microsoft.com/office/drawing/2016/5/14/chartex" xmlns:mc="http://schemas.openxmlformats.org/markup-compatibility/2006" xmlns:aink="http://schemas.microsoft.com/office/drawing/2016/ink" xmlns:am3d="http://schemas.microsoft.com/office/drawing/2017/model3d" xmlns:o="urn:schemas-microsoft-com:office:office" xmlns:oel="http://schemas.microsoft.com/office/2019/extlst" xmlns:r="http://schemas.openxmlformats.org/officeDocument/2006/relationships" xmlns:m="http://schemas.openxmlformats.org/officeDocument/2006/math" xmlns:v="urn:schemas-microsoft-com:vml" xmlns:wp14="http://schemas.microsoft.com/office/word/2010/wordprocessingDrawing" xmlns:wp="http://schemas.openxmlformats.org/drawingml/2006/wordprocessingDrawing" xmlns:w10="urn:schemas-microsoft-com:office:word" xmlns:w="http://schemas.openxmlformats.org/wordprocessingml/2006/main" xmlns:w14="http://schemas.microsoft.com/office/word/2010/wordml" xmlns:w15="http://schemas.microsoft.com/office/word/2012/wordml" xmlns:w16cex="http://schemas.microsoft.com/office/word/2018/wordml/cex" xmlns:w16cid="http://schemas.microsoft.com/office/word/2016/wordml/cid" xmlns:w16="http://schemas.microsoft.com/office/word/2018/wordml" xmlns:w16du="http://schemas.microsoft.com/office/word/2023/wordml/word16du" xmlns:w16sdtdh="http://schemas.microsoft.com/office/word/2020/wordml/sdtdatahash" xmlns:w16sdtfl="http://schemas.microsoft.com/office/word/2024/wordml/sdtformatlock" xmlns:w16se="http://schemas.microsoft.com/office/word/2015/wordml/symex" xmlns:wpg="http://schemas.microsoft.com/office/word/2010/wordprocessingGroup" xmlns:wpi="http://schemas.microsoft.com/office/word/2010/wordprocessingInk" xmlns:wne="http://schemas.microsoft.com/office/word/2006/wordml" xmlns:wps="http://schemas.microsoft.com/office/word/2010/wordprocessingShape" mc:Ignorable="w14 w15 w16se w16cid w16 w16cex w16sdtdh w16sdtfl w16du wp14">
+  <w:endnote w:type="separator" w:id="-1">
+    <w:p>
+      <w:pPr>
+        <w:spacing w:after="0" w:line="240" w:lineRule="auto"/>
+      </w:pPr>
+      <w:r>
+        <w:separator/>
+      </w:r>
+    </w:p>
+  </w:endnote>
+  <w:endnote w:type="continuationSeparator" w:id="0">
+    <w:p>
+      <w:pPr>
+        <w:spacing w:after="0" w:line="240" w:lineRule="auto"/>
+      </w:pPr>
+      <w:r>
+        <w:continuationSeparator/>
+      </w:r>
+    </w:p>
+  </w:endnote>
+</w:endnotes>
+</file>
+
+<file path=word/footnotes.xml><?xml version="1.0" encoding="utf-8"?>
+<w:footnotes xmlns:wpc="http://schemas.microsoft.com/office/word/2010/wordprocessingCanvas" xmlns:cx="http://schemas.microsoft.com/office/drawing/2014/chartex" xmlns:cx1="http://schemas.microsoft.com/office/drawing/2015/9/8/chartex" xmlns:cx2="http://schemas.microsoft.com/office/drawing/2015/10/21/chartex" xmlns:cx3="http://schemas.microsoft.com/office/drawing/2016/5/9/chartex" xmlns:cx4="http://schemas.microsoft.com/office/drawing/2016/5/10/chartex" xmlns:cx5="http://schemas.microsoft.com/office/drawing/2016/5/11/chartex" xmlns:cx6="http://schemas.microsoft.com/office/drawing/2016/5/12/chartex" xmlns:cx7="http://schemas.microsoft.com/office/drawing/2016/5/13/chartex" xmlns:cx8="http://schemas.microsoft.com/office/drawing/2016/5/14/chartex" xmlns:mc="http://schemas.openxmlformats.org/markup-compatibility/2006" xmlns:aink="http://schemas.microsoft.com/office/drawing/2016/ink" xmlns:am3d="http://schemas.microsoft.com/office/drawing/2017/model3d" xmlns:o="urn:schemas-microsoft-com:office:office" xmlns:oel="http://schemas.microsoft.com/office/2019/extlst" xmlns:r="http://schemas.openxmlformats.org/officeDocument/2006/relationships" xmlns:m="http://schemas.openxmlformats.org/officeDocument/2006/math" xmlns:v="urn:schemas-microsoft-com:vml" xmlns:wp14="http://schemas.microsoft.com/office/word/2010/wordprocessingDrawing" xmlns:wp="http://schemas.openxmlformats.org/drawingml/2006/wordprocessingDrawing" xmlns:w10="urn:schemas-microsoft-com:office:word" xmlns:w="http://schemas.openxmlformats.org/wordprocessingml/2006/main" xmlns:w14="http://schemas.microsoft.com/office/word/2010/wordml" xmlns:w15="http://schemas.microsoft.com/office/word/2012/wordml" xmlns:w16cex="http://schemas.microsoft.com/office/word/2018/wordml/cex" xmlns:w16cid="http://schemas.microsoft.com/office/word/2016/wordml/cid" xmlns:w16="http://schemas.microsoft.com/office/word/2018/wordml" xmlns:w16du="http://schemas.microsoft.com/office/word/2023/wordml/word16du" xmlns:w16sdtdh="http://schemas.microsoft.com/office/word/2020/wordml/sdtdatahash" xmlns:w16sdtfl="http://schemas.microsoft.com/office/word/2024/wordml/sdtformatlock" xmlns:w16se="http://schemas.microsoft.com/office/word/2015/wordml/symex" xmlns:wpg="http://schemas.microsoft.com/office/word/2010/wordprocessingGroup" xmlns:wpi="http://schemas.microsoft.com/office/word/2010/wordprocessingInk" xmlns:wne="http://schemas.microsoft.com/office/word/2006/wordml" xmlns:wps="http://schemas.microsoft.com/office/word/2010/wordprocessingShape" mc:Ignorable="w14 w15 w16se w16cid w16 w16cex w16sdtdh w16sdtfl w16du wp14">
+  <w:footnote w:type="separator" w:id="-1">
+    <w:p>
+      <w:pPr>
+        <w:spacing w:after="0" w:line="240" w:lineRule="auto"/>
+      </w:pPr>
+      <w:r>
+        <w:separator/>
+      </w:r>
+    </w:p>
+  </w:footnote>
+  <w:footnote w:type="continuationSeparator" w:id="0">
+    <w:p>
+      <w:pPr>
+        <w:spacing w:after="0" w:line="240" w:lineRule="auto"/>
+      </w:pPr>
+      <w:r>
+        <w:continuationSeparator/>
+      </w:r>
+    </w:p>
+  </w:footnote>
+</w:footnotes>
+</file>
+
+<file path=word/header1.xml><?xml version="1.0" encoding="utf-8"?>
+<w:hdr xmlns:wpc="http://schemas.microsoft.com/office/word/2010/wordprocessingCanvas" xmlns:cx="http://schemas.microsoft.com/office/drawing/2014/chartex" xmlns:cx1="http://schemas.microsoft.com/office/drawing/2015/9/8/chartex" xmlns:cx2="http://schemas.microsoft.com/office/drawing/2015/10/21/chartex" xmlns:cx3="http://schemas.microsoft.com/office/drawing/2016/5/9/chartex" xmlns:cx4="http://schemas.microsoft.com/office/drawing/2016/5/10/chartex" xmlns:cx5="http://schemas.microsoft.com/office/drawing/2016/5/11/chartex" xmlns:cx6="http://schemas.microsoft.com/office/drawing/2016/5/12/chartex" xmlns:cx7="http://schemas.microsoft.com/office/drawing/2016/5/13/chartex" xmlns:cx8="http://schemas.microsoft.com/office/drawing/2016/5/14/chartex" xmlns:mc="http://schemas.openxmlformats.org/markup-compatibility/2006" xmlns:aink="http://schemas.microsoft.com/office/drawing/2016/ink" xmlns:am3d="http://schemas.microsoft.com/office/drawing/2017/model3d" xmlns:o="urn:schemas-microsoft-com:office:office" xmlns:oel="http://schemas.microsoft.com/office/2019/extlst" xmlns:r="http://schemas.openxmlformats.org/officeDocument/2006/relationships" xmlns:m="http://schemas.openxmlformats.org/officeDocument/2006/math" xmlns:v="urn:schemas-microsoft-com:vml" xmlns:wp14="http://schemas.microsoft.com/office/word/2010/wordprocessingDrawing" xmlns:wp="http://schemas.openxmlformats.org/drawingml/2006/wordprocessingDrawing" xmlns:w10="urn:schemas-microsoft-com:office:word" xmlns:w="http://schemas.openxmlformats.org/wordprocessingml/2006/main" xmlns:w14="http://schemas.microsoft.com/office/word/2010/wordml" xmlns:w15="http://schemas.microsoft.com/office/word/2012/wordml" xmlns:w16cex="http://schemas.microsoft.com/office/word/2018/wordml/cex" xmlns:w16cid="http://schemas.microsoft.com/office/word/2016/wordml/cid" xmlns:w16="http://schemas.microsoft.com/office/word/2018/wordml" xmlns:w16du="http://schemas.microsoft.com/office/word/2023/wordml/word16du" xmlns:w16sdtdh="http://schemas.microsoft.com/office/word/2020/wordml/sdtdatahash" xmlns:w16sdtfl="http://schemas.microsoft.com/office/word/2024/wordml/sdtformatlock" xmlns:w16se="http://schemas.microsoft.com/office/word/2015/wordml/symex" xmlns:wpg="http://schemas.microsoft.com/office/word/2010/wordprocessingGroup" xmlns:wpi="http://schemas.microsoft.com/office/word/2010/wordprocessingInk" xmlns:wne="http://schemas.microsoft.com/office/word/2006/wordml" xmlns:wps="http://schemas.microsoft.com/office/word/2010/wordprocessingShape" mc:Ignorable="w14 w15 w16se w16cid w16 w16cex w16sdtdh w16sdtfl w16du wp14">
+  <w:p>
+    <w:pPr>
+      <w:pStyle w:val="Kopfzeile"/>
+    </w:pPr>
+    <w:r>
+      <w:rPr>
+        <w:noProof/>
+      </w:rPr>
+      <w:drawing>
+        <wp:inline distT="0" distB="0" distL="0" distR="0" wp14:anchorId="7EC59870" wp14:editId="5D10C5E6">
+          <wp:extent cx="1742383" cy="576000"/>
+          <wp:effectExtent l="0" t="0" r="0" b="0"/>
+          <wp:docPr id="5786874" name="Grafik 1" descr="Ein Bild, das Text, Schrift, Screenshot enthält.&#10;&#10;KI-generierte Inhalte können fehlerhaft sein."/>
+          <wp:cNvGraphicFramePr>
+            <a:graphicFrameLocks xmlns:a="http://schemas.openxmlformats.org/drawingml/2006/main" noChangeAspect="1"/>
+          </wp:cNvGraphicFramePr>
+          <a:graphic xmlns:a="http://schemas.openxmlformats.org/drawingml/2006/main">
+            <a:graphicData uri="http://schemas.openxmlformats.org/drawingml/2006/picture">
+              <pic:pic xmlns:pic="http://schemas.openxmlformats.org/drawingml/2006/picture">
+                <pic:nvPicPr>
+                  <pic:cNvPr id="5786874" name="Grafik 1" descr="Ein Bild, das Text, Schrift, Screenshot enthält.&#10;&#10;KI-generierte Inhalte können fehlerhaft sein."/>
+                  <pic:cNvPicPr/>
+                </pic:nvPicPr>
+                <pic:blipFill>
+                  <a:blip r:embed="rId1">
+                    <a:extLst>
+                      <a:ext uri="{28A0092B-C50C-407E-A947-70E740481C1C}">
+                        <a14:useLocalDpi xmlns:a14="http://schemas.microsoft.com/office/drawing/2010/main" val="0"/>
+                      </a:ext>
+                    </a:extLst>
+                  </a:blip>
+                  <a:stretch>
+                    <a:fillRect/>
+                  </a:stretch>
+                </pic:blipFill>
+                <pic:spPr>
+                  <a:xfrm>
+                    <a:off x="0" y="0"/>
+                    <a:ext cx="1742383" cy="576000"/>
+                  </a:xfrm>
+                  <a:prstGeom prst="rect">
+                    <a:avLst/>
+                  </a:prstGeom>
+                </pic:spPr>
+              </pic:pic>
+            </a:graphicData>
+          </a:graphic>
+        </wp:inline>
+      </w:drawing>
+    </w:r>
+    <w:r>
+      <w:ptab w:relativeTo="margin" w:alignment="center" w:leader="none"/>
+    </w:r>
+    <w:r>
+      <w:ptab w:relativeTo="margin" w:alignment="right" w:leader="none"/>
+    </w:r>
+    <w:r>
+      <w:rPr>
+        <w:noProof/>
+      </w:rPr>
+      <w:drawing>
+        <wp:inline distT="0" distB="0" distL="0" distR="0" wp14:anchorId="23098861" wp14:editId="5F0DC203">
+          <wp:extent cx="1550893" cy="432000"/>
+          <wp:effectExtent l="0" t="0" r="0" b="6350"/>
+          <wp:docPr id="1700512659" name="Grafik 2" descr="Ein Bild, das Text, Schrift, Screenshot, Grafiken enthält.&#10;&#10;KI-generierte Inhalte können fehlerhaft sein."/>
+          <wp:cNvGraphicFramePr>
+            <a:graphicFrameLocks xmlns:a="http://schemas.openxmlformats.org/drawingml/2006/main" noChangeAspect="1"/>
+          </wp:cNvGraphicFramePr>
+          <a:graphic xmlns:a="http://schemas.openxmlformats.org/drawingml/2006/main">
+            <a:graphicData uri="http://schemas.openxmlformats.org/drawingml/2006/picture">
+              <pic:pic xmlns:pic="http://schemas.openxmlformats.org/drawingml/2006/picture">
+                <pic:nvPicPr>
+                  <pic:cNvPr id="1700512659" name="Grafik 2" descr="Ein Bild, das Text, Schrift, Screenshot, Grafiken enthält.&#10;&#10;KI-generierte Inhalte können fehlerhaft sein."/>
+                  <pic:cNvPicPr/>
+                </pic:nvPicPr>
+                <pic:blipFill>
+                  <a:blip r:embed="rId2">
+                    <a:extLst>
+                      <a:ext uri="{28A0092B-C50C-407E-A947-70E740481C1C}">
+                        <a14:useLocalDpi xmlns:a14="http://schemas.microsoft.com/office/drawing/2010/main" val="0"/>
+                      </a:ext>
+                    </a:extLst>
+                  </a:blip>
+                  <a:stretch>
+                    <a:fillRect/>
+                  </a:stretch>
+                </pic:blipFill>
+                <pic:spPr>
+                  <a:xfrm>
+                    <a:off x="0" y="0"/>
+                    <a:ext cx="1550893" cy="432000"/>
+                  </a:xfrm>
+                  <a:prstGeom prst="rect">
+                    <a:avLst/>
+                  </a:prstGeom>
+                </pic:spPr>
+              </pic:pic>
+            </a:graphicData>
+          </a:graphic>
+        </wp:inline>
+      </w:drawing>
+    </w:r>
+  </w:p>
+</w:hdr>
 </file>
 
 <file path=word/numbering.xml><?xml version="1.0" encoding="utf-8"?>
@@ -5686,6 +5845,7 @@
   <w:style w:type="character" w:default="1" w:styleId="Absatz-Standardschriftart">
     <w:name w:val="Default Paragraph Font"/>
     <w:uiPriority w:val="1"/>
+    <w:semiHidden/>
     <w:unhideWhenUsed/>
   </w:style>
   <w:style w:type="table" w:default="1" w:styleId="NormaleTabelle">
@@ -6126,6 +6286,50 @@
       <w:szCs w:val="20"/>
     </w:rPr>
   </w:style>
+  <w:style w:type="paragraph" w:styleId="Kopfzeile">
+    <w:name w:val="header"/>
+    <w:basedOn w:val="Standard"/>
+    <w:link w:val="KopfzeileZchn"/>
+    <w:uiPriority w:val="99"/>
+    <w:unhideWhenUsed/>
+    <w:rsid w:val="00A7164A"/>
+    <w:pPr>
+      <w:tabs>
+        <w:tab w:val="center" w:pos="4536"/>
+        <w:tab w:val="right" w:pos="9072"/>
+      </w:tabs>
+      <w:spacing w:after="0" w:line="240" w:lineRule="auto"/>
+    </w:pPr>
+  </w:style>
+  <w:style w:type="character" w:customStyle="1" w:styleId="KopfzeileZchn">
+    <w:name w:val="Kopfzeile Zchn"/>
+    <w:basedOn w:val="Absatz-Standardschriftart"/>
+    <w:link w:val="Kopfzeile"/>
+    <w:uiPriority w:val="99"/>
+    <w:rsid w:val="00A7164A"/>
+  </w:style>
+  <w:style w:type="paragraph" w:styleId="Fuzeile">
+    <w:name w:val="footer"/>
+    <w:basedOn w:val="Standard"/>
+    <w:link w:val="FuzeileZchn"/>
+    <w:uiPriority w:val="99"/>
+    <w:unhideWhenUsed/>
+    <w:rsid w:val="00A7164A"/>
+    <w:pPr>
+      <w:tabs>
+        <w:tab w:val="center" w:pos="4536"/>
+        <w:tab w:val="right" w:pos="9072"/>
+      </w:tabs>
+      <w:spacing w:after="0" w:line="240" w:lineRule="auto"/>
+    </w:pPr>
+  </w:style>
+  <w:style w:type="character" w:customStyle="1" w:styleId="FuzeileZchn">
+    <w:name w:val="Fußzeile Zchn"/>
+    <w:basedOn w:val="Absatz-Standardschriftart"/>
+    <w:link w:val="Fuzeile"/>
+    <w:uiPriority w:val="99"/>
+    <w:rsid w:val="00A7164A"/>
+  </w:style>
 </w:styles>
 </file>
 

--- a/documents/Benutzerhandbuch_Developer.docx
+++ b/documents/Benutzerhandbuch_Developer.docx
@@ -1755,9 +1755,14 @@
       </w:pPr>
     </w:p>
     <w:sectPr>
-      <w:headerReference w:type="default" r:id="rId7"/>
+      <w:headerReference w:type="even" r:id="rId7"/>
+      <w:headerReference w:type="default" r:id="rId8"/>
+      <w:footerReference w:type="even" r:id="rId9"/>
+      <w:footerReference w:type="default" r:id="rId10"/>
+      <w:headerReference w:type="first" r:id="rId11"/>
+      <w:footerReference w:type="first" r:id="rId12"/>
       <w:pgSz w:w="11906" w:h="16838"/>
-      <w:pgMar w:top="1417" w:right="1417" w:bottom="1134" w:left="1417" w:header="397" w:footer="708" w:gutter="0"/>
+      <w:pgMar w:top="1701" w:right="1418" w:bottom="1134" w:left="1418" w:header="397" w:footer="709" w:gutter="0"/>
       <w:cols w:space="708"/>
       <w:docGrid w:linePitch="360"/>
     </w:sectPr>
@@ -1790,6 +1795,185 @@
 </w:endnotes>
 </file>
 
+<file path=word/footer1.xml><?xml version="1.0" encoding="utf-8"?>
+<w:ftr xmlns:wpc="http://schemas.microsoft.com/office/word/2010/wordprocessingCanvas" xmlns:cx="http://schemas.microsoft.com/office/drawing/2014/chartex" xmlns:cx1="http://schemas.microsoft.com/office/drawing/2015/9/8/chartex" xmlns:cx2="http://schemas.microsoft.com/office/drawing/2015/10/21/chartex" xmlns:cx3="http://schemas.microsoft.com/office/drawing/2016/5/9/chartex" xmlns:cx4="http://schemas.microsoft.com/office/drawing/2016/5/10/chartex" xmlns:cx5="http://schemas.microsoft.com/office/drawing/2016/5/11/chartex" xmlns:cx6="http://schemas.microsoft.com/office/drawing/2016/5/12/chartex" xmlns:cx7="http://schemas.microsoft.com/office/drawing/2016/5/13/chartex" xmlns:cx8="http://schemas.microsoft.com/office/drawing/2016/5/14/chartex" xmlns:mc="http://schemas.openxmlformats.org/markup-compatibility/2006" xmlns:aink="http://schemas.microsoft.com/office/drawing/2016/ink" xmlns:am3d="http://schemas.microsoft.com/office/drawing/2017/model3d" xmlns:o="urn:schemas-microsoft-com:office:office" xmlns:oel="http://schemas.microsoft.com/office/2019/extlst" xmlns:r="http://schemas.openxmlformats.org/officeDocument/2006/relationships" xmlns:m="http://schemas.openxmlformats.org/officeDocument/2006/math" xmlns:v="urn:schemas-microsoft-com:vml" xmlns:wp14="http://schemas.microsoft.com/office/word/2010/wordprocessingDrawing" xmlns:wp="http://schemas.openxmlformats.org/drawingml/2006/wordprocessingDrawing" xmlns:w10="urn:schemas-microsoft-com:office:word" xmlns:w="http://schemas.openxmlformats.org/wordprocessingml/2006/main" xmlns:w14="http://schemas.microsoft.com/office/word/2010/wordml" xmlns:w15="http://schemas.microsoft.com/office/word/2012/wordml" xmlns:w16cex="http://schemas.microsoft.com/office/word/2018/wordml/cex" xmlns:w16cid="http://schemas.microsoft.com/office/word/2016/wordml/cid" xmlns:w16="http://schemas.microsoft.com/office/word/2018/wordml" xmlns:w16du="http://schemas.microsoft.com/office/word/2023/wordml/word16du" xmlns:w16sdtdh="http://schemas.microsoft.com/office/word/2020/wordml/sdtdatahash" xmlns:w16sdtfl="http://schemas.microsoft.com/office/word/2024/wordml/sdtformatlock" xmlns:w16se="http://schemas.microsoft.com/office/word/2015/wordml/symex" xmlns:wpg="http://schemas.microsoft.com/office/word/2010/wordprocessingGroup" xmlns:wpi="http://schemas.microsoft.com/office/word/2010/wordprocessingInk" xmlns:wne="http://schemas.microsoft.com/office/word/2006/wordml" xmlns:wps="http://schemas.microsoft.com/office/word/2010/wordprocessingShape" mc:Ignorable="w14 w15 w16se w16cid w16 w16cex w16sdtdh w16sdtfl w16du wp14">
+  <w:p>
+    <w:pPr>
+      <w:pStyle w:val="Fuzeile"/>
+    </w:pPr>
+  </w:p>
+</w:ftr>
+</file>
+
+<file path=word/footer2.xml><?xml version="1.0" encoding="utf-8"?>
+<w:ftr xmlns:wpc="http://schemas.microsoft.com/office/word/2010/wordprocessingCanvas" xmlns:cx="http://schemas.microsoft.com/office/drawing/2014/chartex" xmlns:cx1="http://schemas.microsoft.com/office/drawing/2015/9/8/chartex" xmlns:cx2="http://schemas.microsoft.com/office/drawing/2015/10/21/chartex" xmlns:cx3="http://schemas.microsoft.com/office/drawing/2016/5/9/chartex" xmlns:cx4="http://schemas.microsoft.com/office/drawing/2016/5/10/chartex" xmlns:cx5="http://schemas.microsoft.com/office/drawing/2016/5/11/chartex" xmlns:cx6="http://schemas.microsoft.com/office/drawing/2016/5/12/chartex" xmlns:cx7="http://schemas.microsoft.com/office/drawing/2016/5/13/chartex" xmlns:cx8="http://schemas.microsoft.com/office/drawing/2016/5/14/chartex" xmlns:mc="http://schemas.openxmlformats.org/markup-compatibility/2006" xmlns:aink="http://schemas.microsoft.com/office/drawing/2016/ink" xmlns:am3d="http://schemas.microsoft.com/office/drawing/2017/model3d" xmlns:o="urn:schemas-microsoft-com:office:office" xmlns:oel="http://schemas.microsoft.com/office/2019/extlst" xmlns:r="http://schemas.openxmlformats.org/officeDocument/2006/relationships" xmlns:m="http://schemas.openxmlformats.org/officeDocument/2006/math" xmlns:v="urn:schemas-microsoft-com:vml" xmlns:wp14="http://schemas.microsoft.com/office/word/2010/wordprocessingDrawing" xmlns:wp="http://schemas.openxmlformats.org/drawingml/2006/wordprocessingDrawing" xmlns:w10="urn:schemas-microsoft-com:office:word" xmlns:w="http://schemas.openxmlformats.org/wordprocessingml/2006/main" xmlns:w14="http://schemas.microsoft.com/office/word/2010/wordml" xmlns:w15="http://schemas.microsoft.com/office/word/2012/wordml" xmlns:w16cex="http://schemas.microsoft.com/office/word/2018/wordml/cex" xmlns:w16cid="http://schemas.microsoft.com/office/word/2016/wordml/cid" xmlns:w16="http://schemas.microsoft.com/office/word/2018/wordml" xmlns:w16du="http://schemas.microsoft.com/office/word/2023/wordml/word16du" xmlns:w16sdtdh="http://schemas.microsoft.com/office/word/2020/wordml/sdtdatahash" xmlns:w16sdtfl="http://schemas.microsoft.com/office/word/2024/wordml/sdtformatlock" xmlns:w16se="http://schemas.microsoft.com/office/word/2015/wordml/symex" xmlns:wpg="http://schemas.microsoft.com/office/word/2010/wordprocessingGroup" xmlns:wpi="http://schemas.microsoft.com/office/word/2010/wordprocessingInk" xmlns:wne="http://schemas.microsoft.com/office/word/2006/wordml" xmlns:wps="http://schemas.microsoft.com/office/word/2010/wordprocessingShape" mc:Ignorable="w14 w15 w16se w16cid w16 w16cex w16sdtdh w16sdtfl w16du wp14">
+  <w:p>
+    <w:pPr>
+      <w:pStyle w:val="Fuzeile"/>
+      <w:tabs>
+        <w:tab w:val="clear" w:pos="4536"/>
+        <w:tab w:val="clear" w:pos="9072"/>
+        <w:tab w:val="center" w:pos="4535"/>
+        <w:tab w:val="right" w:pos="9070"/>
+      </w:tabs>
+      <w:jc w:val="right"/>
+      <w:rPr>
+        <w:sz w:val="20"/>
+        <w:szCs w:val="20"/>
+      </w:rPr>
+    </w:pPr>
+    <w:r>
+      <w:rPr>
+        <w:sz w:val="20"/>
+        <w:szCs w:val="20"/>
+      </w:rPr>
+      <w:t>09.02.2026</w:t>
+    </w:r>
+    <w:r>
+      <w:rPr>
+        <w:sz w:val="20"/>
+        <w:szCs w:val="20"/>
+      </w:rPr>
+      <w:tab/>
+      <w:t>Version 0.0.4</w:t>
+    </w:r>
+    <w:r>
+      <w:rPr>
+        <w:sz w:val="20"/>
+        <w:szCs w:val="20"/>
+      </w:rPr>
+      <w:tab/>
+    </w:r>
+    <w:sdt>
+      <w:sdtPr>
+        <w:rPr>
+          <w:sz w:val="20"/>
+          <w:szCs w:val="20"/>
+        </w:rPr>
+        <w:id w:val="687493923"/>
+        <w:docPartObj>
+          <w:docPartGallery w:val="Page Numbers (Bottom of Page)"/>
+          <w:docPartUnique/>
+        </w:docPartObj>
+      </w:sdtPr>
+      <w:sdtContent>
+        <w:sdt>
+          <w:sdtPr>
+            <w:rPr>
+              <w:sz w:val="20"/>
+              <w:szCs w:val="20"/>
+            </w:rPr>
+            <w:id w:val="-1769616900"/>
+            <w:docPartObj>
+              <w:docPartGallery w:val="Page Numbers (Top of Page)"/>
+              <w:docPartUnique/>
+            </w:docPartObj>
+          </w:sdtPr>
+          <w:sdtContent>
+            <w:r>
+              <w:rPr>
+                <w:sz w:val="20"/>
+                <w:szCs w:val="20"/>
+                <w:lang w:val="de-DE"/>
+              </w:rPr>
+              <w:t xml:space="preserve">Seite </w:t>
+            </w:r>
+            <w:r>
+              <w:rPr>
+                <w:sz w:val="20"/>
+                <w:szCs w:val="20"/>
+              </w:rPr>
+              <w:fldChar w:fldCharType="begin"/>
+            </w:r>
+            <w:r>
+              <w:rPr>
+                <w:sz w:val="20"/>
+                <w:szCs w:val="20"/>
+              </w:rPr>
+              <w:instrText>PAGE</w:instrText>
+            </w:r>
+            <w:r>
+              <w:rPr>
+                <w:sz w:val="20"/>
+                <w:szCs w:val="20"/>
+              </w:rPr>
+              <w:fldChar w:fldCharType="separate"/>
+            </w:r>
+            <w:r>
+              <w:rPr>
+                <w:sz w:val="20"/>
+                <w:szCs w:val="20"/>
+              </w:rPr>
+              <w:t>1</w:t>
+            </w:r>
+            <w:r>
+              <w:rPr>
+                <w:sz w:val="20"/>
+                <w:szCs w:val="20"/>
+              </w:rPr>
+              <w:fldChar w:fldCharType="end"/>
+            </w:r>
+            <w:r>
+              <w:rPr>
+                <w:sz w:val="20"/>
+                <w:szCs w:val="20"/>
+                <w:lang w:val="de-DE"/>
+              </w:rPr>
+              <w:t xml:space="preserve"> von </w:t>
+            </w:r>
+            <w:r>
+              <w:rPr>
+                <w:sz w:val="20"/>
+                <w:szCs w:val="20"/>
+              </w:rPr>
+              <w:fldChar w:fldCharType="begin"/>
+            </w:r>
+            <w:r>
+              <w:rPr>
+                <w:sz w:val="20"/>
+                <w:szCs w:val="20"/>
+              </w:rPr>
+              <w:instrText>NUMPAGES</w:instrText>
+            </w:r>
+            <w:r>
+              <w:rPr>
+                <w:sz w:val="20"/>
+                <w:szCs w:val="20"/>
+              </w:rPr>
+              <w:fldChar w:fldCharType="separate"/>
+            </w:r>
+            <w:r>
+              <w:rPr>
+                <w:sz w:val="20"/>
+                <w:szCs w:val="20"/>
+              </w:rPr>
+              <w:t>2</w:t>
+            </w:r>
+            <w:r>
+              <w:rPr>
+                <w:sz w:val="20"/>
+                <w:szCs w:val="20"/>
+              </w:rPr>
+              <w:fldChar w:fldCharType="end"/>
+            </w:r>
+          </w:sdtContent>
+        </w:sdt>
+      </w:sdtContent>
+    </w:sdt>
+  </w:p>
+</w:ftr>
+</file>
+
+<file path=word/footer3.xml><?xml version="1.0" encoding="utf-8"?>
+<w:ftr xmlns:wpc="http://schemas.microsoft.com/office/word/2010/wordprocessingCanvas" xmlns:cx="http://schemas.microsoft.com/office/drawing/2014/chartex" xmlns:cx1="http://schemas.microsoft.com/office/drawing/2015/9/8/chartex" xmlns:cx2="http://schemas.microsoft.com/office/drawing/2015/10/21/chartex" xmlns:cx3="http://schemas.microsoft.com/office/drawing/2016/5/9/chartex" xmlns:cx4="http://schemas.microsoft.com/office/drawing/2016/5/10/chartex" xmlns:cx5="http://schemas.microsoft.com/office/drawing/2016/5/11/chartex" xmlns:cx6="http://schemas.microsoft.com/office/drawing/2016/5/12/chartex" xmlns:cx7="http://schemas.microsoft.com/office/drawing/2016/5/13/chartex" xmlns:cx8="http://schemas.microsoft.com/office/drawing/2016/5/14/chartex" xmlns:mc="http://schemas.openxmlformats.org/markup-compatibility/2006" xmlns:aink="http://schemas.microsoft.com/office/drawing/2016/ink" xmlns:am3d="http://schemas.microsoft.com/office/drawing/2017/model3d" xmlns:o="urn:schemas-microsoft-com:office:office" xmlns:oel="http://schemas.microsoft.com/office/2019/extlst" xmlns:r="http://schemas.openxmlformats.org/officeDocument/2006/relationships" xmlns:m="http://schemas.openxmlformats.org/officeDocument/2006/math" xmlns:v="urn:schemas-microsoft-com:vml" xmlns:wp14="http://schemas.microsoft.com/office/word/2010/wordprocessingDrawing" xmlns:wp="http://schemas.openxmlformats.org/drawingml/2006/wordprocessingDrawing" xmlns:w10="urn:schemas-microsoft-com:office:word" xmlns:w="http://schemas.openxmlformats.org/wordprocessingml/2006/main" xmlns:w14="http://schemas.microsoft.com/office/word/2010/wordml" xmlns:w15="http://schemas.microsoft.com/office/word/2012/wordml" xmlns:w16cex="http://schemas.microsoft.com/office/word/2018/wordml/cex" xmlns:w16cid="http://schemas.microsoft.com/office/word/2016/wordml/cid" xmlns:w16="http://schemas.microsoft.com/office/word/2018/wordml" xmlns:w16du="http://schemas.microsoft.com/office/word/2023/wordml/word16du" xmlns:w16sdtdh="http://schemas.microsoft.com/office/word/2020/wordml/sdtdatahash" xmlns:w16sdtfl="http://schemas.microsoft.com/office/word/2024/wordml/sdtformatlock" xmlns:w16se="http://schemas.microsoft.com/office/word/2015/wordml/symex" xmlns:wpg="http://schemas.microsoft.com/office/word/2010/wordprocessingGroup" xmlns:wpi="http://schemas.microsoft.com/office/word/2010/wordprocessingInk" xmlns:wne="http://schemas.microsoft.com/office/word/2006/wordml" xmlns:wps="http://schemas.microsoft.com/office/word/2010/wordprocessingShape" mc:Ignorable="w14 w15 w16se w16cid w16 w16cex w16sdtdh w16sdtfl w16du wp14">
+  <w:p>
+    <w:pPr>
+      <w:pStyle w:val="Fuzeile"/>
+    </w:pPr>
+  </w:p>
+</w:ftr>
+</file>
+
 <file path=word/footnotes.xml><?xml version="1.0" encoding="utf-8"?>
 <w:footnotes xmlns:wpc="http://schemas.microsoft.com/office/word/2010/wordprocessingCanvas" xmlns:cx="http://schemas.microsoft.com/office/drawing/2014/chartex" xmlns:cx1="http://schemas.microsoft.com/office/drawing/2015/9/8/chartex" xmlns:cx2="http://schemas.microsoft.com/office/drawing/2015/10/21/chartex" xmlns:cx3="http://schemas.microsoft.com/office/drawing/2016/5/9/chartex" xmlns:cx4="http://schemas.microsoft.com/office/drawing/2016/5/10/chartex" xmlns:cx5="http://schemas.microsoft.com/office/drawing/2016/5/11/chartex" xmlns:cx6="http://schemas.microsoft.com/office/drawing/2016/5/12/chartex" xmlns:cx7="http://schemas.microsoft.com/office/drawing/2016/5/13/chartex" xmlns:cx8="http://schemas.microsoft.com/office/drawing/2016/5/14/chartex" xmlns:mc="http://schemas.openxmlformats.org/markup-compatibility/2006" xmlns:aink="http://schemas.microsoft.com/office/drawing/2016/ink" xmlns:am3d="http://schemas.microsoft.com/office/drawing/2017/model3d" xmlns:o="urn:schemas-microsoft-com:office:office" xmlns:oel="http://schemas.microsoft.com/office/2019/extlst" xmlns:r="http://schemas.openxmlformats.org/officeDocument/2006/relationships" xmlns:m="http://schemas.openxmlformats.org/officeDocument/2006/math" xmlns:v="urn:schemas-microsoft-com:vml" xmlns:wp14="http://schemas.microsoft.com/office/word/2010/wordprocessingDrawing" xmlns:wp="http://schemas.openxmlformats.org/drawingml/2006/wordprocessingDrawing" xmlns:w10="urn:schemas-microsoft-com:office:word" xmlns:w="http://schemas.openxmlformats.org/wordprocessingml/2006/main" xmlns:w14="http://schemas.microsoft.com/office/word/2010/wordml" xmlns:w15="http://schemas.microsoft.com/office/word/2012/wordml" xmlns:w16cex="http://schemas.microsoft.com/office/word/2018/wordml/cex" xmlns:w16cid="http://schemas.microsoft.com/office/word/2016/wordml/cid" xmlns:w16="http://schemas.microsoft.com/office/word/2018/wordml" xmlns:w16du="http://schemas.microsoft.com/office/word/2023/wordml/word16du" xmlns:w16sdtdh="http://schemas.microsoft.com/office/word/2020/wordml/sdtdatahash" xmlns:w16sdtfl="http://schemas.microsoft.com/office/word/2024/wordml/sdtformatlock" xmlns:w16se="http://schemas.microsoft.com/office/word/2015/wordml/symex" xmlns:wpg="http://schemas.microsoft.com/office/word/2010/wordprocessingGroup" xmlns:wpi="http://schemas.microsoft.com/office/word/2010/wordprocessingInk" xmlns:wne="http://schemas.microsoft.com/office/word/2006/wordml" xmlns:wps="http://schemas.microsoft.com/office/word/2010/wordprocessingShape" mc:Ignorable="w14 w15 w16se w16cid w16 w16cex w16sdtdh w16sdtfl w16du wp14">
   <w:footnote w:type="separator" w:id="-1">
@@ -1821,12 +2005,22 @@
     <w:pPr>
       <w:pStyle w:val="Kopfzeile"/>
     </w:pPr>
+  </w:p>
+</w:hdr>
+</file>
+
+<file path=word/header2.xml><?xml version="1.0" encoding="utf-8"?>
+<w:hdr xmlns:wpc="http://schemas.microsoft.com/office/word/2010/wordprocessingCanvas" xmlns:cx="http://schemas.microsoft.com/office/drawing/2014/chartex" xmlns:cx1="http://schemas.microsoft.com/office/drawing/2015/9/8/chartex" xmlns:cx2="http://schemas.microsoft.com/office/drawing/2015/10/21/chartex" xmlns:cx3="http://schemas.microsoft.com/office/drawing/2016/5/9/chartex" xmlns:cx4="http://schemas.microsoft.com/office/drawing/2016/5/10/chartex" xmlns:cx5="http://schemas.microsoft.com/office/drawing/2016/5/11/chartex" xmlns:cx6="http://schemas.microsoft.com/office/drawing/2016/5/12/chartex" xmlns:cx7="http://schemas.microsoft.com/office/drawing/2016/5/13/chartex" xmlns:cx8="http://schemas.microsoft.com/office/drawing/2016/5/14/chartex" xmlns:mc="http://schemas.openxmlformats.org/markup-compatibility/2006" xmlns:aink="http://schemas.microsoft.com/office/drawing/2016/ink" xmlns:am3d="http://schemas.microsoft.com/office/drawing/2017/model3d" xmlns:o="urn:schemas-microsoft-com:office:office" xmlns:oel="http://schemas.microsoft.com/office/2019/extlst" xmlns:r="http://schemas.openxmlformats.org/officeDocument/2006/relationships" xmlns:m="http://schemas.openxmlformats.org/officeDocument/2006/math" xmlns:v="urn:schemas-microsoft-com:vml" xmlns:wp14="http://schemas.microsoft.com/office/word/2010/wordprocessingDrawing" xmlns:wp="http://schemas.openxmlformats.org/drawingml/2006/wordprocessingDrawing" xmlns:w10="urn:schemas-microsoft-com:office:word" xmlns:w="http://schemas.openxmlformats.org/wordprocessingml/2006/main" xmlns:w14="http://schemas.microsoft.com/office/word/2010/wordml" xmlns:w15="http://schemas.microsoft.com/office/word/2012/wordml" xmlns:w16cex="http://schemas.microsoft.com/office/word/2018/wordml/cex" xmlns:w16cid="http://schemas.microsoft.com/office/word/2016/wordml/cid" xmlns:w16="http://schemas.microsoft.com/office/word/2018/wordml" xmlns:w16du="http://schemas.microsoft.com/office/word/2023/wordml/word16du" xmlns:w16sdtdh="http://schemas.microsoft.com/office/word/2020/wordml/sdtdatahash" xmlns:w16sdtfl="http://schemas.microsoft.com/office/word/2024/wordml/sdtformatlock" xmlns:w16se="http://schemas.microsoft.com/office/word/2015/wordml/symex" xmlns:wpg="http://schemas.microsoft.com/office/word/2010/wordprocessingGroup" xmlns:wpi="http://schemas.microsoft.com/office/word/2010/wordprocessingInk" xmlns:wne="http://schemas.microsoft.com/office/word/2006/wordml" xmlns:wps="http://schemas.microsoft.com/office/word/2010/wordprocessingShape" mc:Ignorable="w14 w15 w16se w16cid w16 w16cex w16sdtdh w16sdtfl w16du wp14">
+  <w:p>
+    <w:pPr>
+      <w:pStyle w:val="Kopfzeile"/>
+    </w:pPr>
     <w:r>
       <w:rPr>
         <w:noProof/>
       </w:rPr>
       <w:drawing>
-        <wp:inline distT="0" distB="0" distL="0" distR="0" wp14:anchorId="7EC59870" wp14:editId="5D10C5E6">
+        <wp:inline distT="0" distB="0" distL="0" distR="0" wp14:anchorId="7EC59870" wp14:editId="4F434FC1">
           <wp:extent cx="1742383" cy="576000"/>
           <wp:effectExtent l="0" t="0" r="0" b="0"/>
           <wp:docPr id="5786874" name="Grafik 1" descr="Ein Bild, das Text, Schrift, Screenshot enthält.&#10;&#10;KI-generierte Inhalte können fehlerhaft sein."/>
@@ -1919,6 +2113,16 @@
         </wp:inline>
       </w:drawing>
     </w:r>
+  </w:p>
+</w:hdr>
+</file>
+
+<file path=word/header3.xml><?xml version="1.0" encoding="utf-8"?>
+<w:hdr xmlns:wpc="http://schemas.microsoft.com/office/word/2010/wordprocessingCanvas" xmlns:cx="http://schemas.microsoft.com/office/drawing/2014/chartex" xmlns:cx1="http://schemas.microsoft.com/office/drawing/2015/9/8/chartex" xmlns:cx2="http://schemas.microsoft.com/office/drawing/2015/10/21/chartex" xmlns:cx3="http://schemas.microsoft.com/office/drawing/2016/5/9/chartex" xmlns:cx4="http://schemas.microsoft.com/office/drawing/2016/5/10/chartex" xmlns:cx5="http://schemas.microsoft.com/office/drawing/2016/5/11/chartex" xmlns:cx6="http://schemas.microsoft.com/office/drawing/2016/5/12/chartex" xmlns:cx7="http://schemas.microsoft.com/office/drawing/2016/5/13/chartex" xmlns:cx8="http://schemas.microsoft.com/office/drawing/2016/5/14/chartex" xmlns:mc="http://schemas.openxmlformats.org/markup-compatibility/2006" xmlns:aink="http://schemas.microsoft.com/office/drawing/2016/ink" xmlns:am3d="http://schemas.microsoft.com/office/drawing/2017/model3d" xmlns:o="urn:schemas-microsoft-com:office:office" xmlns:oel="http://schemas.microsoft.com/office/2019/extlst" xmlns:r="http://schemas.openxmlformats.org/officeDocument/2006/relationships" xmlns:m="http://schemas.openxmlformats.org/officeDocument/2006/math" xmlns:v="urn:schemas-microsoft-com:vml" xmlns:wp14="http://schemas.microsoft.com/office/word/2010/wordprocessingDrawing" xmlns:wp="http://schemas.openxmlformats.org/drawingml/2006/wordprocessingDrawing" xmlns:w10="urn:schemas-microsoft-com:office:word" xmlns:w="http://schemas.openxmlformats.org/wordprocessingml/2006/main" xmlns:w14="http://schemas.microsoft.com/office/word/2010/wordml" xmlns:w15="http://schemas.microsoft.com/office/word/2012/wordml" xmlns:w16cex="http://schemas.microsoft.com/office/word/2018/wordml/cex" xmlns:w16cid="http://schemas.microsoft.com/office/word/2016/wordml/cid" xmlns:w16="http://schemas.microsoft.com/office/word/2018/wordml" xmlns:w16du="http://schemas.microsoft.com/office/word/2023/wordml/word16du" xmlns:w16sdtdh="http://schemas.microsoft.com/office/word/2020/wordml/sdtdatahash" xmlns:w16sdtfl="http://schemas.microsoft.com/office/word/2024/wordml/sdtformatlock" xmlns:w16se="http://schemas.microsoft.com/office/word/2015/wordml/symex" xmlns:wpg="http://schemas.microsoft.com/office/word/2010/wordprocessingGroup" xmlns:wpi="http://schemas.microsoft.com/office/word/2010/wordprocessingInk" xmlns:wne="http://schemas.microsoft.com/office/word/2006/wordml" xmlns:wps="http://schemas.microsoft.com/office/word/2010/wordprocessingShape" mc:Ignorable="w14 w15 w16se w16cid w16 w16cex w16sdtdh w16sdtfl w16du wp14">
+  <w:p>
+    <w:pPr>
+      <w:pStyle w:val="Kopfzeile"/>
+    </w:pPr>
   </w:p>
 </w:hdr>
 </file>
